--- a/04-课件/配位化合物基础-超级充实版（自学完整）.docx
+++ b/04-课件/配位化合物基础-超级充实版（自学完整）.docx
@@ -2,6 +2,32 @@
 <file path=word/document.xml><?xml version="1.0" encoding="utf-8"?>
 <w:document xmlns:w="http://schemas.openxmlformats.org/wordprocessingml/2006/main" xmlns:m="http://schemas.openxmlformats.org/officeDocument/2006/math" xmlns:r="http://schemas.openxmlformats.org/officeDocument/2006/relationships" xmlns:o="urn:schemas-microsoft-com:office:office" xmlns:v="urn:schemas-microsoft-com:vml" xmlns:w10="urn:schemas-microsoft-com:office:word" xmlns:a="http://schemas.openxmlformats.org/drawingml/2006/main" xmlns:pic="http://schemas.openxmlformats.org/drawingml/2006/picture" xmlns:wp="http://schemas.openxmlformats.org/drawingml/2006/wordprocessingDrawing">
   <w:body>
+    <w:sdt>
+      <w:sdtPr>
+        <w:docPartObj>
+          <w:docPartGallery w:val="Table of Contents"/>
+          <w:docPartUnique/>
+        </w:docPartObj>
+      </w:sdtPr>
+      <w:sdtContent>
+        <w:p>
+          <w:pPr>
+            <w:pStyle w:val="TOCHeading"/>
+          </w:pPr>
+          <w:r>
+            <w:t xml:space="preserve">Table of Contents</w:t>
+          </w:r>
+        </w:p>
+        <w:p>
+          <w:r>
+            <w:fldChar w:fldCharType="begin" w:dirty="true"/>
+            <w:instrText xml:space="preserve">TOC \o "1-3" \h \z \u</w:instrText>
+            <w:fldChar w:fldCharType="separate"/>
+            <w:fldChar w:fldCharType="end"/>
+          </w:r>
+        </w:p>
+      </w:sdtContent>
+    </w:sdt>
     <w:tbl>
       <w:tblPr>
         <w:tblStyle w:val="Table"/>
@@ -217,7 +243,13 @@
               <w:pStyle w:val="Compact"/>
             </w:pPr>
             <w:r>
-              <w:t xml:space="preserve">difficulty_level: ~</w:t>
+              <w:t xml:space="preserve">difficulty_level: </w:t>
+            </w:r>
+            <w:r>
+              <w:rPr>
+                <w:rFonts w:hint="eastAsia"/>
+              </w:rPr>
+              <w:t xml:space="preserve">第一轮~第三轮</w:t>
             </w:r>
           </w:p>
         </w:tc>
@@ -18640,7 +18672,7 @@
           <w:i/>
           <w:iCs/>
         </w:rPr>
-        <w:t xml:space="preserve">络合物在弱场与强场中的电子排布对比</w:t>
+        <w:t xml:space="preserve">配合物在弱场与强场中的电子排布对比</w:t>
       </w:r>
     </w:p>
     <w:bookmarkEnd w:id="33"/>
@@ -28779,7 +28811,7 @@
           <w:i/>
           <w:iCs/>
         </w:rPr>
-        <w:t xml:space="preserve"> 15 Pt </w:t>
+        <w:t xml:space="preserve"> 14 Pt </w:t>
       </w:r>
       <w:r>
         <w:rPr>
